--- a/zht/docx/62.content.docx
+++ b/zht/docx/62.content.docx
@@ -724,36 +724,24 @@
         </w:rPr>
         <w:t>如果譯者每次都試圖使用完全相同的詞語和表達方式，他們可能會發現很難在自己的語言中表達出這些意思。例如，在</w:t>
       </w:r>
-      <w:hyperlink r:id="rId13">
-        <w:r>
-          <w:rPr>
-            <w:lang w:val="zh_TW" w:bidi="zh_TW"/>
-          </w:rPr>
-          <w:rPr>
-            <w:color w:val="0000EE"/>
-            <w:u w:val="single"/>
-          </w:rPr>
-          <w:t>二章6節</w:t>
-        </w:r>
-      </w:hyperlink>
+      <w:r>
+        <w:rPr>
+          <w:lang w:val="zh_TW" w:bidi="zh_TW"/>
+        </w:rPr>
+        <w:t>二章6節</w:t>
+      </w:r>
       <w:r>
         <w:rPr>
           <w:lang w:val="zh_TW" w:bidi="zh_TW"/>
         </w:rPr>
         <w:t>中，當約翰談到信徒「留在」神裡面時，他想表達的是信徒與神在屬靈上的合一。因此，某些英文譯本說信徒「享有神的生命」。再舉一個例子，</w:t>
       </w:r>
-      <w:hyperlink r:id="rId14">
-        <w:r>
-          <w:rPr>
-            <w:lang w:val="zh_TW" w:bidi="zh_TW"/>
-          </w:rPr>
-          <w:rPr>
-            <w:color w:val="0000EE"/>
-            <w:u w:val="single"/>
-          </w:rPr>
-          <w:t>二章14節</w:t>
-        </w:r>
-      </w:hyperlink>
+      <w:r>
+        <w:rPr>
+          <w:lang w:val="zh_TW" w:bidi="zh_TW"/>
+        </w:rPr>
+        <w:t>二章14節</w:t>
+      </w:r>
       <w:r>
         <w:rPr>
           <w:lang w:val="zh_TW" w:bidi="zh_TW"/>
@@ -785,18 +773,12 @@
         </w:rPr>
         <w:t>在這封信的幾個地方，約翰使用了一個詞語，某些英文譯本通常將它翻譯為「顯現」。這在希臘文中實際上是一種被動的動詞形式，但正如這類形式的動詞在希臘文中經常發生的情況一樣，它可以具有主動的意思。當它具有主動的意思時，重要的是要認識到，它的意思不僅僅是「顯現」這個詞可能暗示的「看上去是在那裏」。相反，它意味著「來到那裏」。另一部新約聖經書卷哥林多後書使用這個詞語時，很好地說明了這一點。保羅在哥林多後書</w:t>
       </w:r>
-      <w:hyperlink r:id="rId15">
-        <w:r>
-          <w:rPr>
-            <w:lang w:val="zh_TW" w:bidi="zh_TW"/>
-          </w:rPr>
-          <w:rPr>
-            <w:color w:val="0000EE"/>
-            <w:u w:val="single"/>
-          </w:rPr>
-          <w:t>五章10節</w:t>
-        </w:r>
-      </w:hyperlink>
+      <w:r>
+        <w:rPr>
+          <w:lang w:val="zh_TW" w:bidi="zh_TW"/>
+        </w:rPr>
+        <w:t>五章10節</w:t>
+      </w:r>
       <w:r>
         <w:rPr>
           <w:lang w:val="zh_TW" w:bidi="zh_TW"/>
@@ -817,18 +799,12 @@
         </w:rPr>
         <w:t>在整封書信中，是以主動形式還是以被動形式來解釋約翰使用的「顯現」這個詞，這是一個微妙的問題。例如，在</w:t>
       </w:r>
-      <w:hyperlink r:id="rId16">
-        <w:r>
-          <w:rPr>
-            <w:lang w:val="zh_TW" w:bidi="zh_TW"/>
-          </w:rPr>
-          <w:rPr>
-            <w:color w:val="0000EE"/>
-            <w:u w:val="single"/>
-          </w:rPr>
-          <w:t>一章2節</w:t>
-        </w:r>
-      </w:hyperlink>
+      <w:r>
+        <w:rPr>
+          <w:lang w:val="zh_TW" w:bidi="zh_TW"/>
+        </w:rPr>
+        <w:t>一章2節</w:t>
+      </w:r>
       <w:r>
         <w:rPr>
           <w:lang w:val="zh_TW" w:bidi="zh_TW"/>
@@ -1156,18 +1132,12 @@
         </w:rPr>
         <w:t>約翰在</w:t>
       </w:r>
-      <w:hyperlink r:id="rId17">
-        <w:r>
-          <w:rPr>
-            <w:lang w:val="zh_TW" w:bidi="zh_TW"/>
-          </w:rPr>
-          <w:rPr>
-            <w:color w:val="0000EE"/>
-            <w:u w:val="single"/>
-          </w:rPr>
-          <w:t>一章1節</w:t>
-        </w:r>
-      </w:hyperlink>
+      <w:r>
+        <w:rPr>
+          <w:lang w:val="zh_TW" w:bidi="zh_TW"/>
+        </w:rPr>
+        <w:t>一章1節</w:t>
+      </w:r>
       <w:r>
         <w:rPr>
           <w:lang w:val="zh_TW" w:bidi="zh_TW"/>
@@ -1211,36 +1181,24 @@
         </w:rPr>
         <w:t>像這個時期的許多希臘作品一樣，出於寫作風格的目的，這封書信以一個非常長的句子開始。它從</w:t>
       </w:r>
-      <w:hyperlink r:id="rId17">
-        <w:r>
-          <w:rPr>
-            <w:lang w:val="zh_TW" w:bidi="zh_TW"/>
-          </w:rPr>
-          <w:rPr>
-            <w:color w:val="0000EE"/>
-            <w:u w:val="single"/>
-          </w:rPr>
-          <w:t>一章1節</w:t>
-        </w:r>
-      </w:hyperlink>
+      <w:r>
+        <w:rPr>
+          <w:lang w:val="zh_TW" w:bidi="zh_TW"/>
+        </w:rPr>
+        <w:t>一章1節</w:t>
+      </w:r>
       <w:r>
         <w:rPr>
           <w:lang w:val="zh_TW" w:bidi="zh_TW"/>
         </w:rPr>
         <w:t>的開頭延續到</w:t>
       </w:r>
-      <w:hyperlink r:id="rId18">
-        <w:r>
-          <w:rPr>
-            <w:lang w:val="zh_TW" w:bidi="zh_TW"/>
-          </w:rPr>
-          <w:rPr>
-            <w:color w:val="0000EE"/>
-            <w:u w:val="single"/>
-          </w:rPr>
-          <w:t>一章3節</w:t>
-        </w:r>
-      </w:hyperlink>
+      <w:r>
+        <w:rPr>
+          <w:lang w:val="zh_TW" w:bidi="zh_TW"/>
+        </w:rPr>
+        <w:t>一章3節</w:t>
+      </w:r>
       <w:r>
         <w:rPr>
           <w:lang w:val="zh_TW" w:bidi="zh_TW"/>
@@ -1303,36 +1261,24 @@
         </w:rPr>
         <w:t>另一種方法也可能效果良好，且不需要使用經文橋接，就是保持短語的現有順序，但在經節分隔處將句子分成三部分。如果這樣做，你也可以在</w:t>
       </w:r>
-      <w:hyperlink r:id="rId17">
-        <w:r>
-          <w:rPr>
-            <w:lang w:val="zh_TW" w:bidi="zh_TW"/>
-          </w:rPr>
-          <w:rPr>
-            <w:color w:val="0000EE"/>
-            <w:u w:val="single"/>
-          </w:rPr>
-          <w:t>一章1節</w:t>
-        </w:r>
-      </w:hyperlink>
+      <w:r>
+        <w:rPr>
+          <w:lang w:val="zh_TW" w:bidi="zh_TW"/>
+        </w:rPr>
+        <w:t>一章1節</w:t>
+      </w:r>
       <w:r>
         <w:rPr>
           <w:lang w:val="zh_TW" w:bidi="zh_TW"/>
         </w:rPr>
         <w:t>的開頭而非結尾翻譯「關於生命之道」這個片語，並將其作為本書信的主題引入。否則，你的讀者可能會一直到</w:t>
       </w:r>
-      <w:hyperlink r:id="rId19">
-        <w:r>
-          <w:rPr>
-            <w:lang w:val="zh_TW" w:bidi="zh_TW"/>
-          </w:rPr>
-          <w:rPr>
-            <w:color w:val="0000EE"/>
-            <w:u w:val="single"/>
-          </w:rPr>
-          <w:t>一章4節</w:t>
-        </w:r>
-      </w:hyperlink>
+      <w:r>
+        <w:rPr>
+          <w:lang w:val="zh_TW" w:bidi="zh_TW"/>
+        </w:rPr>
+        <w:t>一章4節</w:t>
+      </w:r>
       <w:r>
         <w:rPr>
           <w:lang w:val="zh_TW" w:bidi="zh_TW"/>
@@ -1361,18 +1307,12 @@
           <w:lang w:val="zh_TW" w:bidi="zh_TW"/>
         </w:rPr>
       </w:r>
-      <w:hyperlink r:id="rId20">
-        <w:r>
-          <w:rPr>
-            <w:lang w:val="zh_TW" w:bidi="zh_TW"/>
-          </w:rPr>
-          <w:rPr>
-            <w:color w:val="0000EE"/>
-            <w:u w:val="single"/>
-          </w:rPr>
-          <w:t>一章1至4節</w:t>
-        </w:r>
-      </w:hyperlink>
+      <w:r>
+        <w:rPr>
+          <w:lang w:val="zh_TW" w:bidi="zh_TW"/>
+        </w:rPr>
+        <w:t>一章1至4節</w:t>
+      </w:r>
       <w:r>
         <w:rPr>
           <w:lang w:val="zh_TW" w:bidi="zh_TW"/>
@@ -1416,18 +1356,12 @@
         </w:rPr>
         <w:t>在</w:t>
       </w:r>
-      <w:hyperlink r:id="rId19">
-        <w:r>
-          <w:rPr>
-            <w:lang w:val="zh_TW" w:bidi="zh_TW"/>
-          </w:rPr>
-          <w:rPr>
-            <w:color w:val="0000EE"/>
-            <w:u w:val="single"/>
-          </w:rPr>
-          <w:t>一章4節</w:t>
-        </w:r>
-      </w:hyperlink>
+      <w:r>
+        <w:rPr>
+          <w:lang w:val="zh_TW" w:bidi="zh_TW"/>
+        </w:rPr>
+        <w:t>一章4節</w:t>
+      </w:r>
       <w:r>
         <w:rPr>
           <w:lang w:val="zh_TW" w:bidi="zh_TW"/>
@@ -1563,18 +1497,12 @@
         </w:rPr>
         <w:t>為了呈現約翰在</w:t>
       </w:r>
-      <w:hyperlink r:id="rId21">
-        <w:r>
-          <w:rPr>
-            <w:lang w:val="zh_TW" w:bidi="zh_TW"/>
-          </w:rPr>
-          <w:rPr>
-            <w:color w:val="0000EE"/>
-            <w:u w:val="single"/>
-          </w:rPr>
-          <w:t>二章12至14節</w:t>
-        </w:r>
-      </w:hyperlink>
+      <w:r>
+        <w:rPr>
+          <w:lang w:val="zh_TW" w:bidi="zh_TW"/>
+        </w:rPr>
+        <w:t>二章12至14節</w:t>
+      </w:r>
       <w:r>
         <w:rPr>
           <w:lang w:val="zh_TW" w:bidi="zh_TW"/>
@@ -1617,36 +1545,24 @@
         </w:rPr>
         <w:t>在</w:t>
       </w:r>
-      <w:hyperlink r:id="rId22">
-        <w:r>
-          <w:rPr>
-            <w:lang w:val="zh_TW" w:bidi="zh_TW"/>
-          </w:rPr>
-          <w:rPr>
-            <w:color w:val="0000EE"/>
-            <w:u w:val="single"/>
-          </w:rPr>
-          <w:t>二章18節</w:t>
-        </w:r>
-      </w:hyperlink>
+      <w:r>
+        <w:rPr>
+          <w:lang w:val="zh_TW" w:bidi="zh_TW"/>
+        </w:rPr>
+        <w:t>二章18節</w:t>
+      </w:r>
       <w:r>
         <w:rPr>
           <w:lang w:val="zh_TW" w:bidi="zh_TW"/>
         </w:rPr>
         <w:t>和</w:t>
       </w:r>
-      <w:hyperlink r:id="rId23">
-        <w:r>
-          <w:rPr>
-            <w:lang w:val="zh_TW" w:bidi="zh_TW"/>
-          </w:rPr>
-          <w:rPr>
-            <w:color w:val="0000EE"/>
-            <w:u w:val="single"/>
-          </w:rPr>
-          <w:t>二章22節</w:t>
-        </w:r>
-      </w:hyperlink>
+      <w:r>
+        <w:rPr>
+          <w:lang w:val="zh_TW" w:bidi="zh_TW"/>
+        </w:rPr>
+        <w:t>二章22節</w:t>
+      </w:r>
       <w:r>
         <w:rPr>
           <w:lang w:val="zh_TW" w:bidi="zh_TW"/>
@@ -1708,18 +1624,12 @@
           <w:lang w:val="zh_TW" w:bidi="zh_TW"/>
         </w:rPr>
       </w:r>
-      <w:hyperlink r:id="rId24">
-        <w:r>
-          <w:rPr>
-            <w:lang w:val="zh_TW" w:bidi="zh_TW"/>
-          </w:rPr>
-          <w:rPr>
-            <w:color w:val="0000EE"/>
-            <w:u w:val="single"/>
-          </w:rPr>
-          <w:t>二章20節</w:t>
-        </w:r>
-      </w:hyperlink>
+      <w:r>
+        <w:rPr>
+          <w:lang w:val="zh_TW" w:bidi="zh_TW"/>
+        </w:rPr>
+        <w:t>二章20節</w:t>
+      </w:r>
       <w:r>
         <w:rPr>
           <w:lang w:val="zh_TW" w:bidi="zh_TW"/>
@@ -1925,18 +1835,12 @@
         </w:rPr>
         <w:t>這並不意味著保守我們的救恩取決於做某些工作。相反地，約翰是在描述他在</w:t>
       </w:r>
-      <w:hyperlink r:id="rId25">
-        <w:r>
-          <w:rPr>
-            <w:lang w:val="zh_TW" w:bidi="zh_TW"/>
-          </w:rPr>
-          <w:rPr>
-            <w:color w:val="0000EE"/>
-            <w:u w:val="single"/>
-          </w:rPr>
-          <w:t>三章23節</w:t>
-        </w:r>
-      </w:hyperlink>
+      <w:r>
+        <w:rPr>
+          <w:lang w:val="zh_TW" w:bidi="zh_TW"/>
+        </w:rPr>
+        <w:t>三章23節</w:t>
+      </w:r>
       <w:r>
         <w:rPr>
           <w:lang w:val="zh_TW" w:bidi="zh_TW"/>
@@ -1986,18 +1890,12 @@
           <w:lang w:val="zh_TW" w:bidi="zh_TW"/>
         </w:rPr>
       </w:r>
-      <w:hyperlink r:id="rId26">
-        <w:r>
-          <w:rPr>
-            <w:lang w:val="zh_TW" w:bidi="zh_TW"/>
-          </w:rPr>
-          <w:rPr>
-            <w:color w:val="0000EE"/>
-            <w:u w:val="single"/>
-          </w:rPr>
-          <w:t>三章1節</w:t>
-        </w:r>
-      </w:hyperlink>
+      <w:r>
+        <w:rPr>
+          <w:lang w:val="zh_TW" w:bidi="zh_TW"/>
+        </w:rPr>
+        <w:t>三章1節</w:t>
+      </w:r>
       <w:r>
         <w:rPr>
           <w:lang w:val="zh_TW" w:bidi="zh_TW"/>
@@ -2216,18 +2114,12 @@
           <w:lang w:val="zh_TW" w:bidi="zh_TW"/>
         </w:rPr>
       </w:r>
-      <w:hyperlink r:id="rId27">
-        <w:r>
-          <w:rPr>
-            <w:lang w:val="zh_TW" w:bidi="zh_TW"/>
-          </w:rPr>
-          <w:rPr>
-            <w:color w:val="0000EE"/>
-            <w:u w:val="single"/>
-          </w:rPr>
-          <w:t>四章3節</w:t>
-        </w:r>
-      </w:hyperlink>
+      <w:r>
+        <w:rPr>
+          <w:lang w:val="zh_TW" w:bidi="zh_TW"/>
+        </w:rPr>
+        <w:t>四章3節</w:t>
+      </w:r>
       <w:r>
         <w:rPr>
           <w:lang w:val="zh_TW" w:bidi="zh_TW"/>
@@ -2367,18 +2259,12 @@
         </w:rPr>
         <w:t>在此語境下，這段文字所提到的「死」是指靈性的死亡，亦即與神永遠的分開。然而，約翰在此所指的「罪」究竟為何，並不完全清楚。約翰指的可能並非某個特定的罪行，而是某特定類別的罪。結合本封書信的背景來看，他指的極有可能是那些假教師所犯的罪——他們否認耶穌是神的兒子、否認祂道成肉身，並拒絕祂的赦免。詳情請參考</w:t>
       </w:r>
-      <w:hyperlink r:id="rId28">
-        <w:r>
-          <w:rPr>
-            <w:lang w:val="zh_TW" w:bidi="zh_TW"/>
-          </w:rPr>
-          <w:rPr>
-            <w:color w:val="0000EE"/>
-            <w:u w:val="single"/>
-          </w:rPr>
-          <w:t>五章16節</w:t>
-        </w:r>
-      </w:hyperlink>
+      <w:r>
+        <w:rPr>
+          <w:lang w:val="zh_TW" w:bidi="zh_TW"/>
+        </w:rPr>
+        <w:t>五章16節</w:t>
+      </w:r>
       <w:r>
         <w:rPr>
           <w:lang w:val="zh_TW" w:bidi="zh_TW"/>
@@ -2471,18 +2357,12 @@
         </w:rPr>
         <w:t>在</w:t>
       </w:r>
-      <w:hyperlink r:id="rId29">
-        <w:r>
-          <w:rPr>
-            <w:lang w:val="zh_TW" w:bidi="zh_TW"/>
-          </w:rPr>
-          <w:rPr>
-            <w:color w:val="0000EE"/>
-            <w:u w:val="single"/>
-          </w:rPr>
-          <w:t>五章7至8節</w:t>
-        </w:r>
-      </w:hyperlink>
+      <w:r>
+        <w:rPr>
+          <w:lang w:val="zh_TW" w:bidi="zh_TW"/>
+        </w:rPr>
+        <w:t>五章7至8節</w:t>
+      </w:r>
       <w:r>
         <w:rPr>
           <w:lang w:val="zh_TW" w:bidi="zh_TW"/>
@@ -2521,18 +2401,12 @@
           <w:lang w:val="zh_TW" w:bidi="zh_TW"/>
         </w:rPr>
       </w:r>
-      <w:hyperlink r:id="rId30">
-        <w:r>
-          <w:rPr>
-            <w:lang w:val="zh_TW" w:bidi="zh_TW"/>
-          </w:rPr>
-          <w:rPr>
-            <w:color w:val="0000EE"/>
-            <w:u w:val="single"/>
-          </w:rPr>
-          <w:t>五章18節</w:t>
-        </w:r>
-      </w:hyperlink>
+      <w:r>
+        <w:rPr>
+          <w:lang w:val="zh_TW" w:bidi="zh_TW"/>
+        </w:rPr>
+        <w:t>五章18節</w:t>
+      </w:r>
       <w:r>
         <w:rPr>
           <w:lang w:val="zh_TW" w:bidi="zh_TW"/>

--- a/zht/docx/62.content.docx
+++ b/zht/docx/62.content.docx
@@ -2269,19 +2269,7 @@
         <w:rPr>
           <w:lang w:val="zh_TW" w:bidi="zh_TW"/>
         </w:rPr>
-        <w:t>附註中進一步的討論。（見：</w:t>
-      </w:r>
-      <w:r>
-        <w:rPr>
-          <w:lang w:val="zh_TW" w:bidi="zh_TW"/>
-        </w:rPr>
-        <w:t>死亡</w:t>
-      </w:r>
-      <w:r>
-        <w:rPr>
-          <w:lang w:val="zh_TW" w:bidi="zh_TW"/>
-        </w:rPr>
-        <w:t>）</w:t>
+        <w:t>附註中進一步的討論。（見：死亡）</w:t>
       </w:r>
     </w:p>
     <w:p>
